--- a/documentacao/manuais/MANUAL_AVALIADOR.docx
+++ b/documentacao/manuais/MANUAL_AVALIADOR.docx
@@ -7,7 +7,7 @@
         <w:pStyle w:val="Ttulo"/>
       </w:pPr>
       <w:r>
-        <w:t xml:space="preserve">Manual do Avaliador — Sistema PLANTERR</w:t>
+        <w:t xml:space="preserve">Manual do Avaliador — Sistema AVALIA+</w:t>
       </w:r>
     </w:p>
     <w:p>
@@ -31,7 +31,7 @@
         <w:pStyle w:val="Date"/>
       </w:pPr>
       <w:r>
-        <w:t xml:space="preserve">15/12/2025</w:t>
+        <w:t xml:space="preserve">16/12/2025</w:t>
       </w:r>
     </w:p>
     <w:sdt>
@@ -75,7 +75,7 @@
         <w:t xml:space="preserve"> </w:t>
       </w:r>
       <w:r>
-        <w:t xml:space="preserve">1.0</w:t>
+        <w:t xml:space="preserve">1.1</w:t>
       </w:r>
       <w:r>
         <w:br/>
@@ -91,7 +91,7 @@
         <w:t xml:space="preserve"> </w:t>
       </w:r>
       <w:r>
-        <w:t xml:space="preserve">15/12/2025</w:t>
+        <w:t xml:space="preserve">16/12/2025</w:t>
       </w:r>
     </w:p>
     <w:p>
@@ -101,13 +101,13 @@
         </w:pict>
       </w:r>
     </w:p>
-    <w:bookmarkStart w:id="17" w:name="apresentação"/>
+    <w:bookmarkStart w:id="18" w:name="apresentação"/>
     <w:p>
       <w:pPr>
         <w:pStyle w:val="Ttulo2"/>
       </w:pPr>
       <w:r>
-        <w:t xml:space="preserve">1. Apresentação</w:t>
+        <w:t xml:space="preserve">1. APRESENTAÇÃO</w:t>
       </w:r>
     </w:p>
     <w:p>
@@ -131,7 +131,7 @@
         <w:t xml:space="preserve"> </w:t>
       </w:r>
       <w:r>
-        <w:t xml:space="preserve">a acessar o sistema e registrar as notas dos projetos atribuídos.</w:t>
+        <w:t xml:space="preserve">no acesso ao sistema e no registro de notas dos projetos atribuídos. O conteúdo está organizado para facilitar a consulta durante o processo de avaliação.</w:t>
       </w:r>
     </w:p>
     <w:p>
@@ -141,23 +141,19 @@
         </w:pict>
       </w:r>
     </w:p>
-    <w:bookmarkEnd w:id="17"/>
-    <w:bookmarkStart w:id="18" w:name="antes-de-começar"/>
+    <w:bookmarkEnd w:id="18"/>
+    <w:bookmarkStart w:id="19" w:name="antes-de-começar"/>
     <w:p>
       <w:pPr>
         <w:pStyle w:val="Ttulo2"/>
       </w:pPr>
       <w:r>
-        <w:t xml:space="preserve">2. Antes de começar</w:t>
-      </w:r>
-    </w:p>
-    <w:p>
-      <w:pPr>
-        <w:pStyle w:val="Compact"/>
-        <w:numPr>
-          <w:ilvl w:val="0"/>
-          <w:numId w:val="1001"/>
-        </w:numPr>
+        <w:t xml:space="preserve">2. ANTES DE COMEÇAR</w:t>
+      </w:r>
+    </w:p>
+    <w:p>
+      <w:pPr>
+        <w:pStyle w:val="FirstParagraph"/>
       </w:pPr>
       <w:r>
         <w:t xml:space="preserve">Tenha em mãos o</w:t>
@@ -173,19 +169,7 @@
         <w:t xml:space="preserve">link de acesso</w:t>
       </w:r>
       <w:r>
-        <w:t xml:space="preserve">, usuário e senha fornecidos pela coordenação.</w:t>
-      </w:r>
-    </w:p>
-    <w:p>
-      <w:pPr>
-        <w:pStyle w:val="Compact"/>
-        <w:numPr>
-          <w:ilvl w:val="0"/>
-          <w:numId w:val="1001"/>
-        </w:numPr>
-      </w:pPr>
-      <w:r>
-        <w:t xml:space="preserve">Faça a avaliação com atenção e salve ao final.</w:t>
+        <w:t xml:space="preserve">, usuário e senha fornecidos pela coordenação. Faça a avaliação com atenção e salve ao final para garantir que as notas sejam registradas corretamente.</w:t>
       </w:r>
     </w:p>
     <w:p>
@@ -195,50 +179,96 @@
         </w:pict>
       </w:r>
     </w:p>
-    <w:bookmarkEnd w:id="18"/>
-    <w:bookmarkStart w:id="19" w:name="acessar-a-área-do-avaliador"/>
+    <w:bookmarkEnd w:id="19"/>
+    <w:bookmarkStart w:id="20" w:name="acessar-a-área-do-avaliador"/>
     <w:p>
       <w:pPr>
         <w:pStyle w:val="Ttulo2"/>
       </w:pPr>
       <w:r>
-        <w:t xml:space="preserve">3. Acessar a área do avaliador</w:t>
-      </w:r>
-    </w:p>
-    <w:p>
-      <w:pPr>
-        <w:pStyle w:val="Compact"/>
-        <w:numPr>
-          <w:ilvl w:val="0"/>
-          <w:numId w:val="1002"/>
-        </w:numPr>
-      </w:pPr>
-      <w:r>
-        <w:t xml:space="preserve">Acesse a tela de login.</w:t>
-      </w:r>
-    </w:p>
-    <w:p>
-      <w:pPr>
-        <w:pStyle w:val="Compact"/>
-        <w:numPr>
-          <w:ilvl w:val="0"/>
-          <w:numId w:val="1002"/>
-        </w:numPr>
-      </w:pPr>
-      <w:r>
-        <w:t xml:space="preserve">Digite usuário e senha.</w:t>
-      </w:r>
-    </w:p>
-    <w:p>
-      <w:pPr>
-        <w:pStyle w:val="Compact"/>
-        <w:numPr>
-          <w:ilvl w:val="0"/>
-          <w:numId w:val="1002"/>
-        </w:numPr>
-      </w:pPr>
-      <w:r>
-        <w:t xml:space="preserve">Clique em</w:t>
+        <w:t xml:space="preserve">3. ACESSAR A ÁREA DO AVALIADOR</w:t>
+      </w:r>
+    </w:p>
+    <w:p>
+      <w:pPr>
+        <w:pStyle w:val="FirstParagraph"/>
+      </w:pPr>
+      <w:r>
+        <w:t xml:space="preserve">O acesso é feito por um link específico fornecido pela coordenação. Ao abrir o link, você verá a tela de login.</w:t>
+      </w:r>
+    </w:p>
+    <w:p>
+      <w:pPr>
+        <w:pStyle w:val="Corpodetexto"/>
+      </w:pPr>
+      <w:r>
+        <w:t xml:space="preserve">Figura 01 — Login do avaliador: tela de acesso</w:t>
+      </w:r>
+    </w:p>
+    <w:p>
+      <w:pPr>
+        <w:pStyle w:val="Corpodetexto"/>
+      </w:pPr>
+    </w:p>
+    <w:p>
+      <w:pPr>
+        <w:pStyle w:val="Corpodetexto"/>
+      </w:pPr>
+      <w:r>
+        <w:t xml:space="preserve">Digite seu</w:t>
+      </w:r>
+      <w:r>
+        <w:t xml:space="preserve"> </w:t>
+      </w:r>
+      <w:r>
+        <w:rPr>
+          <w:b/>
+          <w:bCs/>
+        </w:rPr>
+        <w:t xml:space="preserve">usuário</w:t>
+      </w:r>
+      <w:r>
+        <w:t xml:space="preserve"> </w:t>
+      </w:r>
+      <w:r>
+        <w:t xml:space="preserve">e</w:t>
+      </w:r>
+      <w:r>
+        <w:t xml:space="preserve"> </w:t>
+      </w:r>
+      <w:r>
+        <w:rPr>
+          <w:b/>
+          <w:bCs/>
+        </w:rPr>
+        <w:t xml:space="preserve">senha</w:t>
+      </w:r>
+      <w:r>
+        <w:t xml:space="preserve"> </w:t>
+      </w:r>
+      <w:r>
+        <w:t xml:space="preserve">nos campos indicados. Essas credenciais são únicas para cada avaliador e devem ser mantidas em sigilo.</w:t>
+      </w:r>
+    </w:p>
+    <w:p>
+      <w:pPr>
+        <w:pStyle w:val="Corpodetexto"/>
+      </w:pPr>
+      <w:r>
+        <w:t xml:space="preserve">Figura 02 — Login do avaliador: campos preenchidos (exemplo)</w:t>
+      </w:r>
+    </w:p>
+    <w:p>
+      <w:pPr>
+        <w:pStyle w:val="Corpodetexto"/>
+      </w:pPr>
+    </w:p>
+    <w:p>
+      <w:pPr>
+        <w:pStyle w:val="Corpodetexto"/>
+      </w:pPr>
+      <w:r>
+        <w:t xml:space="preserve">Depois de preencher os dois campos, clique em</w:t>
       </w:r>
       <w:r>
         <w:t xml:space="preserve"> </w:t>
@@ -251,66 +281,23 @@
         <w:t xml:space="preserve">Entrar</w:t>
       </w:r>
       <w:r>
-        <w:t xml:space="preserve">.</w:t>
-      </w:r>
-    </w:p>
-    <w:p>
-      <w:pPr>
-        <w:pStyle w:val="FirstParagraph"/>
-      </w:pPr>
-      <w:r>
-        <w:rPr>
-          <w:b/>
-          <w:bCs/>
-        </w:rPr>
-        <w:t xml:space="preserve">Figura 53 — Login do avaliador: tela e campos</w:t>
+        <w:t xml:space="preserve"> </w:t>
+      </w:r>
+      <w:r>
+        <w:t xml:space="preserve">para acessar a lista de projetos atribuídos a você.</w:t>
       </w:r>
     </w:p>
     <w:p>
       <w:pPr>
         <w:pStyle w:val="Corpodetexto"/>
       </w:pPr>
-    </w:p>
-    <w:p>
-      <w:pPr>
-        <w:pStyle w:val="Corpodetexto"/>
-      </w:pPr>
-      <w:r>
-        <w:rPr>
-          <w:b/>
-          <w:bCs/>
-        </w:rPr>
-        <w:t xml:space="preserve">Figura 54 — Login do avaliador: campos preenchidos (exemplo)</w:t>
-      </w:r>
-    </w:p>
-    <w:p>
-      <w:pPr>
-        <w:pStyle w:val="Corpodetexto"/>
-      </w:pPr>
-    </w:p>
-    <w:p>
-      <w:pPr>
-        <w:pStyle w:val="Corpodetexto"/>
-      </w:pPr>
-      <w:r>
-        <w:rPr>
-          <w:b/>
-          <w:bCs/>
-        </w:rPr>
-        <w:t xml:space="preserve">Figura 55 — Login do avaliador: botão</w:t>
-      </w:r>
-      <w:r>
-        <w:rPr>
-          <w:b/>
-          <w:bCs/>
-        </w:rPr>
+      <w:r>
+        <w:t xml:space="preserve">Figura 03 — Login do avaliador: botão</w:t>
+      </w:r>
+      <w:r>
         <w:t xml:space="preserve"> </w:t>
       </w:r>
       <w:r>
-        <w:rPr>
-          <w:b/>
-          <w:bCs/>
-        </w:rPr>
         <w:t xml:space="preserve">“Entrar”</w:t>
       </w:r>
     </w:p>
@@ -326,14 +313,14 @@
         </w:pict>
       </w:r>
     </w:p>
-    <w:bookmarkEnd w:id="19"/>
-    <w:bookmarkStart w:id="20" w:name="listar-projetos-atribuídos"/>
+    <w:bookmarkEnd w:id="20"/>
+    <w:bookmarkStart w:id="21" w:name="listar-projetos-atribuídos"/>
     <w:p>
       <w:pPr>
         <w:pStyle w:val="Ttulo2"/>
       </w:pPr>
       <w:r>
-        <w:t xml:space="preserve">4. Listar projetos atribuídos</w:t>
+        <w:t xml:space="preserve">4. LISTAR PROJETOS ATRIBUÍDOS</w:t>
       </w:r>
     </w:p>
     <w:p>
@@ -341,35 +328,7 @@
         <w:pStyle w:val="FirstParagraph"/>
       </w:pPr>
       <w:r>
-        <w:t xml:space="preserve">Após o login, você verá a lista de projetos atribuídos.</w:t>
-      </w:r>
-    </w:p>
-    <w:p>
-      <w:pPr>
-        <w:pStyle w:val="Compact"/>
-        <w:numPr>
-          <w:ilvl w:val="0"/>
-          <w:numId w:val="1003"/>
-        </w:numPr>
-      </w:pPr>
-      <w:r>
-        <w:t xml:space="preserve">Cada linha normalmente tem um</w:t>
-      </w:r>
-      <w:r>
-        <w:t xml:space="preserve"> </w:t>
-      </w:r>
-      <w:r>
-        <w:rPr>
-          <w:b/>
-          <w:bCs/>
-        </w:rPr>
-        <w:t xml:space="preserve">protocolo</w:t>
-      </w:r>
-      <w:r>
-        <w:t xml:space="preserve"> </w:t>
-      </w:r>
-      <w:r>
-        <w:t xml:space="preserve">e uma ação</w:t>
+        <w:t xml:space="preserve">Após o login, você verá a lista de projetos atribuídos. Cada linha da tabela representa um projeto e contém o protocolo, informações do candidato e a ação</w:t>
       </w:r>
       <w:r>
         <w:t xml:space="preserve"> </w:t>
@@ -387,27 +346,15 @@
     </w:p>
     <w:p>
       <w:pPr>
-        <w:pStyle w:val="FirstParagraph"/>
-      </w:pPr>
-      <w:r>
-        <w:rPr>
-          <w:b/>
-          <w:bCs/>
-        </w:rPr>
-        <w:t xml:space="preserve">Figura 56 — Área do avaliador: lista de projetos e ação</w:t>
-      </w:r>
-      <w:r>
-        <w:rPr>
-          <w:b/>
-          <w:bCs/>
-        </w:rPr>
+        <w:pStyle w:val="Corpodetexto"/>
+      </w:pPr>
+      <w:r>
+        <w:t xml:space="preserve">Figura 04 — Área do avaliador: lista de projetos e ação</w:t>
+      </w:r>
+      <w:r>
         <w:t xml:space="preserve"> </w:t>
       </w:r>
       <w:r>
-        <w:rPr>
-          <w:b/>
-          <w:bCs/>
-        </w:rPr>
         <w:t xml:space="preserve">“Avaliar”</w:t>
       </w:r>
     </w:p>
@@ -423,17 +370,17 @@
         </w:pict>
       </w:r>
     </w:p>
-    <w:bookmarkEnd w:id="20"/>
-    <w:bookmarkStart w:id="24" w:name="avaliar-um-projeto"/>
+    <w:bookmarkEnd w:id="21"/>
+    <w:bookmarkStart w:id="25" w:name="avaliar-um-projeto"/>
     <w:p>
       <w:pPr>
         <w:pStyle w:val="Ttulo2"/>
       </w:pPr>
       <w:r>
-        <w:t xml:space="preserve">5. Avaliar um projeto</w:t>
-      </w:r>
-    </w:p>
-    <w:bookmarkStart w:id="21" w:name="abrir-o-formulário-de-avaliação"/>
+        <w:t xml:space="preserve">5. AVALIAR UM PROJETO</w:t>
+      </w:r>
+    </w:p>
+    <w:bookmarkStart w:id="22" w:name="abrir-o-formulário-de-avaliação"/>
     <w:p>
       <w:pPr>
         <w:pStyle w:val="Ttulo3"/>
@@ -444,23 +391,28 @@
     </w:p>
     <w:p>
       <w:pPr>
-        <w:pStyle w:val="Compact"/>
-        <w:numPr>
-          <w:ilvl w:val="0"/>
-          <w:numId w:val="1004"/>
-        </w:numPr>
-      </w:pPr>
-      <w:r>
-        <w:t xml:space="preserve">Encontre o protocolo.</w:t>
-      </w:r>
-    </w:p>
-    <w:p>
-      <w:pPr>
-        <w:pStyle w:val="Compact"/>
-        <w:numPr>
-          <w:ilvl w:val="0"/>
-          <w:numId w:val="1004"/>
-        </w:numPr>
+        <w:pStyle w:val="FirstParagraph"/>
+      </w:pPr>
+      <w:r>
+        <w:t xml:space="preserve">Para iniciar a avaliação de um projeto, localize o protocolo desejado na listagem.</w:t>
+      </w:r>
+    </w:p>
+    <w:p>
+      <w:pPr>
+        <w:pStyle w:val="Corpodetexto"/>
+      </w:pPr>
+      <w:r>
+        <w:t xml:space="preserve">Figura 05 — Avaliador: linha do protocolo na listagem</w:t>
+      </w:r>
+    </w:p>
+    <w:p>
+      <w:pPr>
+        <w:pStyle w:val="Corpodetexto"/>
+      </w:pPr>
+    </w:p>
+    <w:p>
+      <w:pPr>
+        <w:pStyle w:val="Corpodetexto"/>
       </w:pPr>
       <w:r>
         <w:t xml:space="preserve">Clique em</w:t>
@@ -476,7 +428,45 @@
         <w:t xml:space="preserve">Avaliar</w:t>
       </w:r>
       <w:r>
-        <w:t xml:space="preserve">.</w:t>
+        <w:t xml:space="preserve"> </w:t>
+      </w:r>
+      <w:r>
+        <w:t xml:space="preserve">na linha correspondente ao protocolo para abrir o formulário de notas.</w:t>
+      </w:r>
+    </w:p>
+    <w:p>
+      <w:pPr>
+        <w:pStyle w:val="Corpodetexto"/>
+      </w:pPr>
+      <w:r>
+        <w:t xml:space="preserve">Figura 06 — Avaliador: botão</w:t>
+      </w:r>
+      <w:r>
+        <w:t xml:space="preserve"> </w:t>
+      </w:r>
+      <w:r>
+        <w:t xml:space="preserve">“Avaliar”</w:t>
+      </w:r>
+      <w:r>
+        <w:t xml:space="preserve"> </w:t>
+      </w:r>
+      <w:r>
+        <w:t xml:space="preserve">no protocolo</w:t>
+      </w:r>
+    </w:p>
+    <w:p>
+      <w:pPr>
+        <w:pStyle w:val="Corpodetexto"/>
+      </w:pPr>
+    </w:p>
+    <w:bookmarkEnd w:id="22"/>
+    <w:bookmarkStart w:id="23" w:name="preencher-notas"/>
+    <w:p>
+      <w:pPr>
+        <w:pStyle w:val="Ttulo3"/>
+      </w:pPr>
+      <w:r>
+        <w:t xml:space="preserve">5.2. Preencher notas</w:t>
       </w:r>
     </w:p>
     <w:p>
@@ -484,91 +474,7 @@
         <w:pStyle w:val="FirstParagraph"/>
       </w:pPr>
       <w:r>
-        <w:rPr>
-          <w:b/>
-          <w:bCs/>
-        </w:rPr>
-        <w:t xml:space="preserve">Figura 57 — Avaliador: linha do protocolo na listagem</w:t>
-      </w:r>
-    </w:p>
-    <w:p>
-      <w:pPr>
-        <w:pStyle w:val="Corpodetexto"/>
-      </w:pPr>
-    </w:p>
-    <w:p>
-      <w:pPr>
-        <w:pStyle w:val="Corpodetexto"/>
-      </w:pPr>
-      <w:r>
-        <w:rPr>
-          <w:b/>
-          <w:bCs/>
-        </w:rPr>
-        <w:t xml:space="preserve">Figura 58 — Avaliador: botão</w:t>
-      </w:r>
-      <w:r>
-        <w:rPr>
-          <w:b/>
-          <w:bCs/>
-        </w:rPr>
-        <w:t xml:space="preserve"> </w:t>
-      </w:r>
-      <w:r>
-        <w:rPr>
-          <w:b/>
-          <w:bCs/>
-        </w:rPr>
-        <w:t xml:space="preserve">“Avaliar”</w:t>
-      </w:r>
-      <w:r>
-        <w:rPr>
-          <w:b/>
-          <w:bCs/>
-        </w:rPr>
-        <w:t xml:space="preserve"> </w:t>
-      </w:r>
-      <w:r>
-        <w:rPr>
-          <w:b/>
-          <w:bCs/>
-        </w:rPr>
-        <w:t xml:space="preserve">no protocolo</w:t>
-      </w:r>
-    </w:p>
-    <w:p>
-      <w:pPr>
-        <w:pStyle w:val="Corpodetexto"/>
-      </w:pPr>
-    </w:p>
-    <w:bookmarkEnd w:id="21"/>
-    <w:bookmarkStart w:id="22" w:name="preencher-notas"/>
-    <w:p>
-      <w:pPr>
-        <w:pStyle w:val="Ttulo3"/>
-      </w:pPr>
-      <w:r>
-        <w:t xml:space="preserve">5.2. Preencher notas</w:t>
-      </w:r>
-    </w:p>
-    <w:p>
-      <w:pPr>
-        <w:pStyle w:val="FirstParagraph"/>
-      </w:pPr>
-      <w:r>
-        <w:t xml:space="preserve">O formulário possui campos numéricos para os critérios.</w:t>
-      </w:r>
-    </w:p>
-    <w:p>
-      <w:pPr>
-        <w:pStyle w:val="Compact"/>
-        <w:numPr>
-          <w:ilvl w:val="0"/>
-          <w:numId w:val="1005"/>
-        </w:numPr>
-      </w:pPr>
-      <w:r>
-        <w:t xml:space="preserve">Preencha as notas do</w:t>
+        <w:t xml:space="preserve">O formulário possui campos numéricos organizados por critério de avaliação. Preencha as notas do</w:t>
       </w:r>
       <w:r>
         <w:t xml:space="preserve"> </w:t>
@@ -581,36 +487,31 @@
         <w:t xml:space="preserve">Projeto</w:t>
       </w:r>
       <w:r>
-        <w:t xml:space="preserve">.</w:t>
-      </w:r>
-    </w:p>
-    <w:p>
-      <w:pPr>
-        <w:pStyle w:val="FirstParagraph"/>
-      </w:pPr>
-      <w:r>
-        <w:rPr>
-          <w:b/>
-          <w:bCs/>
-        </w:rPr>
-        <w:t xml:space="preserve">Figura 59 — Formulário do avaliador: campos numéricos do Projeto</w:t>
+        <w:t xml:space="preserve"> </w:t>
+      </w:r>
+      <w:r>
+        <w:t xml:space="preserve">conforme os critérios estabelecidos (introdução, problema, justificativa, objetivos, revisão, métodos, cronograma e referências).</w:t>
       </w:r>
     </w:p>
     <w:p>
       <w:pPr>
         <w:pStyle w:val="Corpodetexto"/>
       </w:pPr>
-    </w:p>
-    <w:p>
-      <w:pPr>
-        <w:pStyle w:val="Compact"/>
-        <w:numPr>
-          <w:ilvl w:val="0"/>
-          <w:numId w:val="1006"/>
-        </w:numPr>
-      </w:pPr>
-      <w:r>
-        <w:t xml:space="preserve">Preencha as notas da</w:t>
+      <w:r>
+        <w:t xml:space="preserve">Figura 07 — Formulário do avaliador: campos numéricos do Projeto</w:t>
+      </w:r>
+    </w:p>
+    <w:p>
+      <w:pPr>
+        <w:pStyle w:val="Corpodetexto"/>
+      </w:pPr>
+    </w:p>
+    <w:p>
+      <w:pPr>
+        <w:pStyle w:val="Corpodetexto"/>
+      </w:pPr>
+      <w:r>
+        <w:t xml:space="preserve">Em seguida, preencha as notas da</w:t>
       </w:r>
       <w:r>
         <w:t xml:space="preserve"> </w:t>
@@ -623,36 +524,28 @@
         <w:t xml:space="preserve">Entrevista</w:t>
       </w:r>
       <w:r>
-        <w:t xml:space="preserve">.</w:t>
-      </w:r>
-    </w:p>
-    <w:p>
-      <w:pPr>
-        <w:pStyle w:val="FirstParagraph"/>
-      </w:pPr>
-      <w:r>
-        <w:rPr>
-          <w:b/>
-          <w:bCs/>
-        </w:rPr>
-        <w:t xml:space="preserve">Figura 60 — Formulário do avaliador: campos da Entrevista</w:t>
+        <w:t xml:space="preserve">, avaliando apresentação, histórico, defesa do projeto e justificativa.</w:t>
       </w:r>
     </w:p>
     <w:p>
       <w:pPr>
         <w:pStyle w:val="Corpodetexto"/>
       </w:pPr>
-    </w:p>
-    <w:p>
-      <w:pPr>
-        <w:pStyle w:val="Compact"/>
-        <w:numPr>
-          <w:ilvl w:val="0"/>
-          <w:numId w:val="1007"/>
-        </w:numPr>
-      </w:pPr>
-      <w:r>
-        <w:t xml:space="preserve">Preencha as notas da</w:t>
+      <w:r>
+        <w:t xml:space="preserve">Figura 08 — Formulário do avaliador: campos da Entrevista</w:t>
+      </w:r>
+    </w:p>
+    <w:p>
+      <w:pPr>
+        <w:pStyle w:val="Corpodetexto"/>
+      </w:pPr>
+    </w:p>
+    <w:p>
+      <w:pPr>
+        <w:pStyle w:val="Corpodetexto"/>
+      </w:pPr>
+      <w:r>
+        <w:t xml:space="preserve">Por fim, preencha as notas da</w:t>
       </w:r>
       <w:r>
         <w:t xml:space="preserve"> </w:t>
@@ -665,7 +558,30 @@
         <w:t xml:space="preserve">Língua</w:t>
       </w:r>
       <w:r>
-        <w:t xml:space="preserve">.</w:t>
+        <w:t xml:space="preserve">, considerando clareza, domínio e análise.</w:t>
+      </w:r>
+    </w:p>
+    <w:p>
+      <w:pPr>
+        <w:pStyle w:val="Corpodetexto"/>
+      </w:pPr>
+      <w:r>
+        <w:t xml:space="preserve">Figura 09 — Formulário do avaliador: campos da Língua</w:t>
+      </w:r>
+    </w:p>
+    <w:p>
+      <w:pPr>
+        <w:pStyle w:val="Corpodetexto"/>
+      </w:pPr>
+    </w:p>
+    <w:bookmarkEnd w:id="23"/>
+    <w:bookmarkStart w:id="24" w:name="salvar-avaliação"/>
+    <w:p>
+      <w:pPr>
+        <w:pStyle w:val="Ttulo3"/>
+      </w:pPr>
+      <w:r>
+        <w:t xml:space="preserve">5.3. Salvar avaliação</w:t>
       </w:r>
     </w:p>
     <w:p>
@@ -673,38 +589,7 @@
         <w:pStyle w:val="FirstParagraph"/>
       </w:pPr>
       <w:r>
-        <w:rPr>
-          <w:b/>
-          <w:bCs/>
-        </w:rPr>
-        <w:t xml:space="preserve">Figura 61 — Formulário do avaliador: campos da Língua</w:t>
-      </w:r>
-    </w:p>
-    <w:p>
-      <w:pPr>
-        <w:pStyle w:val="Corpodetexto"/>
-      </w:pPr>
-    </w:p>
-    <w:bookmarkEnd w:id="22"/>
-    <w:bookmarkStart w:id="23" w:name="salvar-avaliação"/>
-    <w:p>
-      <w:pPr>
-        <w:pStyle w:val="Ttulo3"/>
-      </w:pPr>
-      <w:r>
-        <w:t xml:space="preserve">5.3. Salvar avaliação</w:t>
-      </w:r>
-    </w:p>
-    <w:p>
-      <w:pPr>
-        <w:pStyle w:val="Compact"/>
-        <w:numPr>
-          <w:ilvl w:val="0"/>
-          <w:numId w:val="1008"/>
-        </w:numPr>
-      </w:pPr>
-      <w:r>
-        <w:t xml:space="preserve">Clique em</w:t>
+        <w:t xml:space="preserve">Após preencher todos os campos, clique em</w:t>
       </w:r>
       <w:r>
         <w:t xml:space="preserve"> </w:t>
@@ -717,19 +602,68 @@
         <w:t xml:space="preserve">Salvar avaliação</w:t>
       </w:r>
       <w:r>
-        <w:t xml:space="preserve">.</w:t>
-      </w:r>
-    </w:p>
-    <w:p>
-      <w:pPr>
-        <w:pStyle w:val="Compact"/>
-        <w:numPr>
-          <w:ilvl w:val="0"/>
-          <w:numId w:val="1008"/>
-        </w:numPr>
-      </w:pPr>
-      <w:r>
-        <w:t xml:space="preserve">Aguarde a confirmação e volte para a lista.</w:t>
+        <w:t xml:space="preserve"> </w:t>
+      </w:r>
+      <w:r>
+        <w:t xml:space="preserve">para registrar as notas.</w:t>
+      </w:r>
+    </w:p>
+    <w:p>
+      <w:pPr>
+        <w:pStyle w:val="Corpodetexto"/>
+      </w:pPr>
+      <w:r>
+        <w:t xml:space="preserve">Figura 10 — Formulário do avaliador: botão</w:t>
+      </w:r>
+      <w:r>
+        <w:t xml:space="preserve"> </w:t>
+      </w:r>
+      <w:r>
+        <w:t xml:space="preserve">“Salvar avaliação”</w:t>
+      </w:r>
+    </w:p>
+    <w:p>
+      <w:pPr>
+        <w:pStyle w:val="Corpodetexto"/>
+      </w:pPr>
+    </w:p>
+    <w:p>
+      <w:pPr>
+        <w:pStyle w:val="Corpodetexto"/>
+      </w:pPr>
+      <w:r>
+        <w:t xml:space="preserve">Aguarde a confirmação e retorne para a lista. O protocolo avaliado ficará marcado ou oculto, conforme a configuração do sistema.</w:t>
+      </w:r>
+    </w:p>
+    <w:p>
+      <w:pPr>
+        <w:pStyle w:val="Corpodetexto"/>
+      </w:pPr>
+      <w:r>
+        <w:t xml:space="preserve">Figura 11 — Avaliador: listagem após salvar (protocolo avaliado)</w:t>
+      </w:r>
+    </w:p>
+    <w:p>
+      <w:pPr>
+        <w:pStyle w:val="Corpodetexto"/>
+      </w:pPr>
+    </w:p>
+    <w:p>
+      <w:r>
+        <w:pict>
+          <v:rect style="width:0;height:1.5pt" o:hralign="center" o:hrstd="t" o:hr="t"/>
+        </w:pict>
+      </w:r>
+    </w:p>
+    <w:bookmarkEnd w:id="24"/>
+    <w:bookmarkEnd w:id="25"/>
+    <w:bookmarkStart w:id="26" w:name="dúvidas-e-problemas-comuns"/>
+    <w:p>
+      <w:pPr>
+        <w:pStyle w:val="Ttulo2"/>
+      </w:pPr>
+      <w:r>
+        <w:t xml:space="preserve">6. DÚVIDAS E PROBLEMAS COMUNS</w:t>
       </w:r>
     </w:p>
     <w:p>
@@ -741,133 +675,31 @@
           <w:b/>
           <w:bCs/>
         </w:rPr>
-        <w:t xml:space="preserve">Figura 62 — Formulário do avaliador: botão</w:t>
-      </w:r>
+        <w:t xml:space="preserve">Não consigo entrar (login inválido):</w:t>
+      </w:r>
+      <w:r>
+        <w:t xml:space="preserve"> </w:t>
+      </w:r>
+      <w:r>
+        <w:t xml:space="preserve">Confirme se o usuário e senha estão corretos. Se não lembrar a senha, solicite redefinição ao Administrador.</w:t>
+      </w:r>
+    </w:p>
+    <w:p>
+      <w:pPr>
+        <w:pStyle w:val="Corpodetexto"/>
+      </w:pPr>
       <w:r>
         <w:rPr>
           <w:b/>
           <w:bCs/>
         </w:rPr>
+        <w:t xml:space="preserve">Esqueci de salvar e perdi as notas:</w:t>
+      </w:r>
+      <w:r>
         <w:t xml:space="preserve"> </w:t>
       </w:r>
       <w:r>
-        <w:rPr>
-          <w:b/>
-          <w:bCs/>
-        </w:rPr>
-        <w:t xml:space="preserve">“Salvar avaliação”</w:t>
-      </w:r>
-    </w:p>
-    <w:p>
-      <w:pPr>
-        <w:pStyle w:val="Corpodetexto"/>
-      </w:pPr>
-    </w:p>
-    <w:p>
-      <w:pPr>
-        <w:pStyle w:val="Corpodetexto"/>
-      </w:pPr>
-      <w:r>
-        <w:rPr>
-          <w:b/>
-          <w:bCs/>
-        </w:rPr>
-        <w:t xml:space="preserve">Figura 63 — Avaliador: listagem após salvar (protocolo avaliado)</w:t>
-      </w:r>
-    </w:p>
-    <w:p>
-      <w:pPr>
-        <w:pStyle w:val="Corpodetexto"/>
-      </w:pPr>
-    </w:p>
-    <w:p>
-      <w:r>
-        <w:pict>
-          <v:rect style="width:0;height:1.5pt" o:hralign="center" o:hrstd="t" o:hr="t"/>
-        </w:pict>
-      </w:r>
-    </w:p>
-    <w:bookmarkEnd w:id="23"/>
-    <w:bookmarkEnd w:id="24"/>
-    <w:bookmarkStart w:id="25" w:name="dúvidas-e-problemas-comuns"/>
-    <w:p>
-      <w:pPr>
-        <w:pStyle w:val="Ttulo2"/>
-      </w:pPr>
-      <w:r>
-        <w:t xml:space="preserve">6. Dúvidas e problemas comuns</w:t>
-      </w:r>
-    </w:p>
-    <w:p>
-      <w:pPr>
-        <w:pStyle w:val="FirstParagraph"/>
-      </w:pPr>
-      <w:r>
-        <w:rPr>
-          <w:b/>
-          <w:bCs/>
-        </w:rPr>
-        <w:t xml:space="preserve">Não consigo entrar (login inválido).</w:t>
-      </w:r>
-    </w:p>
-    <w:p>
-      <w:pPr>
-        <w:pStyle w:val="Compact"/>
-        <w:numPr>
-          <w:ilvl w:val="0"/>
-          <w:numId w:val="1009"/>
-        </w:numPr>
-      </w:pPr>
-      <w:r>
-        <w:t xml:space="preserve">Confirme se o usuário e senha estão corretos.</w:t>
-      </w:r>
-    </w:p>
-    <w:p>
-      <w:pPr>
-        <w:pStyle w:val="Compact"/>
-        <w:numPr>
-          <w:ilvl w:val="0"/>
-          <w:numId w:val="1009"/>
-        </w:numPr>
-      </w:pPr>
-      <w:r>
-        <w:t xml:space="preserve">Se não lembrar a senha, solicite redefinição ao Administrador.</w:t>
-      </w:r>
-    </w:p>
-    <w:p>
-      <w:pPr>
-        <w:pStyle w:val="FirstParagraph"/>
-      </w:pPr>
-      <w:r>
-        <w:rPr>
-          <w:b/>
-          <w:bCs/>
-        </w:rPr>
-        <w:t xml:space="preserve">Esqueci de salvar e perdi as notas.</w:t>
-      </w:r>
-    </w:p>
-    <w:p>
-      <w:pPr>
-        <w:pStyle w:val="Compact"/>
-        <w:numPr>
-          <w:ilvl w:val="0"/>
-          <w:numId w:val="1010"/>
-        </w:numPr>
-      </w:pPr>
-      <w:r>
-        <w:t xml:space="preserve">Reabra o protocolo e preencha novamente.</w:t>
-      </w:r>
-    </w:p>
-    <w:p>
-      <w:pPr>
-        <w:pStyle w:val="Compact"/>
-        <w:numPr>
-          <w:ilvl w:val="0"/>
-          <w:numId w:val="1010"/>
-        </w:numPr>
-      </w:pPr>
-      <w:r>
-        <w:t xml:space="preserve">Sempre finalize clicando em</w:t>
+        <w:t xml:space="preserve">Reabra o protocolo e preencha novamente. Sempre finalize clicando em</w:t>
       </w:r>
       <w:r>
         <w:t xml:space="preserve"> </w:t>
@@ -890,50 +722,22 @@
         </w:pict>
       </w:r>
     </w:p>
-    <w:bookmarkEnd w:id="25"/>
-    <w:bookmarkStart w:id="26" w:name="boas-práticas"/>
+    <w:bookmarkEnd w:id="26"/>
+    <w:bookmarkStart w:id="27" w:name="boas-práticas"/>
     <w:p>
       <w:pPr>
         <w:pStyle w:val="Ttulo2"/>
       </w:pPr>
       <w:r>
-        <w:t xml:space="preserve">7. Boas práticas</w:t>
-      </w:r>
-    </w:p>
-    <w:p>
-      <w:pPr>
-        <w:pStyle w:val="Compact"/>
-        <w:numPr>
-          <w:ilvl w:val="0"/>
-          <w:numId w:val="1011"/>
-        </w:numPr>
-      </w:pPr>
-      <w:r>
-        <w:t xml:space="preserve">Faça a avaliação em local sem distrações.</w:t>
-      </w:r>
-    </w:p>
-    <w:p>
-      <w:pPr>
-        <w:pStyle w:val="Compact"/>
-        <w:numPr>
-          <w:ilvl w:val="0"/>
-          <w:numId w:val="1011"/>
-        </w:numPr>
-      </w:pPr>
-      <w:r>
-        <w:t xml:space="preserve">Evite deixar a tela aberta ao se ausentar.</w:t>
-      </w:r>
-    </w:p>
-    <w:p>
-      <w:pPr>
-        <w:pStyle w:val="Compact"/>
-        <w:numPr>
-          <w:ilvl w:val="0"/>
-          <w:numId w:val="1011"/>
-        </w:numPr>
-      </w:pPr>
-      <w:r>
-        <w:t xml:space="preserve">Clique em</w:t>
+        <w:t xml:space="preserve">7. BOAS PRÁTICAS</w:t>
+      </w:r>
+    </w:p>
+    <w:p>
+      <w:pPr>
+        <w:pStyle w:val="FirstParagraph"/>
+      </w:pPr>
+      <w:r>
+        <w:t xml:space="preserve">Faça a avaliação em local sem distrações. Evite deixar a tela aberta ao se ausentar e clique em</w:t>
       </w:r>
       <w:r>
         <w:t xml:space="preserve"> </w:t>
@@ -949,7 +753,7 @@
         <w:t xml:space="preserve"> </w:t>
       </w:r>
       <w:r>
-        <w:t xml:space="preserve">ao terminar.</w:t>
+        <w:t xml:space="preserve">ao terminar para proteger suas credenciais e as informações dos candidatos.</w:t>
       </w:r>
     </w:p>
     <w:p>
@@ -959,14 +763,14 @@
         </w:pict>
       </w:r>
     </w:p>
-    <w:bookmarkEnd w:id="26"/>
-    <w:bookmarkStart w:id="27" w:name="suporte"/>
+    <w:bookmarkEnd w:id="27"/>
+    <w:bookmarkStart w:id="28" w:name="suporte"/>
     <w:p>
       <w:pPr>
         <w:pStyle w:val="Ttulo2"/>
       </w:pPr>
       <w:r>
-        <w:t xml:space="preserve">8. Suporte</w:t>
+        <w:t xml:space="preserve">8. SUPORTE</w:t>
       </w:r>
     </w:p>
     <w:p>
@@ -974,59 +778,12 @@
         <w:pStyle w:val="FirstParagraph"/>
       </w:pPr>
       <w:r>
-        <w:t xml:space="preserve">Ao reportar um problema, informe:</w:t>
-      </w:r>
-    </w:p>
-    <w:p>
-      <w:pPr>
-        <w:pStyle w:val="Compact"/>
-        <w:numPr>
-          <w:ilvl w:val="0"/>
-          <w:numId w:val="1012"/>
-        </w:numPr>
-      </w:pPr>
-      <w:r>
-        <w:t xml:space="preserve">Seu perfil (Avaliador)</w:t>
-      </w:r>
-    </w:p>
-    <w:p>
-      <w:pPr>
-        <w:pStyle w:val="Compact"/>
-        <w:numPr>
-          <w:ilvl w:val="0"/>
-          <w:numId w:val="1012"/>
-        </w:numPr>
-      </w:pPr>
-      <w:r>
-        <w:t xml:space="preserve">Protocolo do projeto (se houver)</w:t>
-      </w:r>
-    </w:p>
-    <w:p>
-      <w:pPr>
-        <w:pStyle w:val="Compact"/>
-        <w:numPr>
-          <w:ilvl w:val="0"/>
-          <w:numId w:val="1012"/>
-        </w:numPr>
-      </w:pPr>
-      <w:r>
-        <w:t xml:space="preserve">O que ocorreu</w:t>
-      </w:r>
-    </w:p>
-    <w:p>
-      <w:pPr>
-        <w:pStyle w:val="Compact"/>
-        <w:numPr>
-          <w:ilvl w:val="0"/>
-          <w:numId w:val="1012"/>
-        </w:numPr>
-      </w:pPr>
-      <w:r>
-        <w:t xml:space="preserve">Print do erro (se possível)</w:t>
-      </w:r>
-    </w:p>
-    <w:bookmarkEnd w:id="27"/>
+        <w:t xml:space="preserve">Ao reportar um problema, informe seu perfil (Avaliador), o protocolo do projeto (se houver), o que ocorreu e envie um print do erro (se possível). Isso acelera o diagnóstico e evita retrabalho.</w:t>
+      </w:r>
+    </w:p>
+    <w:bookmarkEnd w:id="28"/>
     <w:sectPr>
+      <w:headerReference r:id="rId9" w:type="default"/>
       <w:pgSz w:h="15840" w:w="12240"/>
       <w:pgMar w:bottom="1417" w:footer="720" w:gutter="0" w:header="720" w:left="1701" w:right="1701" w:top="1417"/>
       <w:cols w:space="720"/>
@@ -1058,6 +815,211 @@
 </w:footnotes>
 </file>
 
+<file path=word/header1.xml><?xml version="1.0" encoding="utf-8"?>
+<w:hdr xmlns:wpc="http://schemas.microsoft.com/office/word/2010/wordprocessingCanvas" xmlns:cx="http://schemas.microsoft.com/office/drawing/2014/chartex" xmlns:cx1="http://schemas.microsoft.com/office/drawing/2015/9/8/chartex" xmlns:cx2="http://schemas.microsoft.com/office/drawing/2015/10/21/chartex" xmlns:cx3="http://schemas.microsoft.com/office/drawing/2016/5/9/chartex" xmlns:cx4="http://schemas.microsoft.com/office/drawing/2016/5/10/chartex" xmlns:cx5="http://schemas.microsoft.com/office/drawing/2016/5/11/chartex" xmlns:cx6="http://schemas.microsoft.com/office/drawing/2016/5/12/chartex" xmlns:cx7="http://schemas.microsoft.com/office/drawing/2016/5/13/chartex" xmlns:cx8="http://schemas.microsoft.com/office/drawing/2016/5/14/chartex" xmlns:mc="http://schemas.openxmlformats.org/markup-compatibility/2006" xmlns:aink="http://schemas.microsoft.com/office/drawing/2016/ink" xmlns:am3d="http://schemas.microsoft.com/office/drawing/2017/model3d" xmlns:o="urn:schemas-microsoft-com:office:office" xmlns:oel="http://schemas.microsoft.com/office/2019/extlst" xmlns:r="http://schemas.openxmlformats.org/officeDocument/2006/relationships" xmlns:m="http://schemas.openxmlformats.org/officeDocument/2006/math" xmlns:v="urn:schemas-microsoft-com:vml" xmlns:wp14="http://schemas.microsoft.com/office/word/2010/wordprocessingDrawing" xmlns:wp="http://schemas.openxmlformats.org/drawingml/2006/wordprocessingDrawing" xmlns:w10="urn:schemas-microsoft-com:office:word" xmlns:w="http://schemas.openxmlformats.org/wordprocessingml/2006/main" xmlns:w14="http://schemas.microsoft.com/office/word/2010/wordml" xmlns:w15="http://schemas.microsoft.com/office/word/2012/wordml" xmlns:w16cex="http://schemas.microsoft.com/office/word/2018/wordml/cex" xmlns:w16cid="http://schemas.microsoft.com/office/word/2016/wordml/cid" xmlns:w16="http://schemas.microsoft.com/office/word/2018/wordml" xmlns:w16du="http://schemas.microsoft.com/office/word/2023/wordml/word16du" xmlns:w16sdtdh="http://schemas.microsoft.com/office/word/2020/wordml/sdtdatahash" xmlns:w16sdtfl="http://schemas.microsoft.com/office/word/2024/wordml/sdtformatlock" xmlns:w16se="http://schemas.microsoft.com/office/word/2015/wordml/symex" xmlns:wpg="http://schemas.microsoft.com/office/word/2010/wordprocessingGroup" xmlns:wpi="http://schemas.microsoft.com/office/word/2010/wordprocessingInk" xmlns:wne="http://schemas.microsoft.com/office/word/2006/wordml" xmlns:wps="http://schemas.microsoft.com/office/word/2010/wordprocessingShape" mc:Ignorable="w14 w15 w16se w16cid w16 w16cex w16sdtdh w16sdtfl w16du wp14">
+  <w:p>
+    <w:pPr>
+      <w:pStyle w:val="Cabealho"/>
+      <w:ind w:firstLine="0"/>
+      <w:jc w:val="center"/>
+      <w:rPr>
+        <w:b/>
+        <w:bCs/>
+      </w:rPr>
+    </w:pPr>
+    <w:r>
+      <w:rPr>
+        <w:noProof/>
+      </w:rPr>
+      <w:drawing>
+        <wp:anchor distT="0" distB="0" distL="114300" distR="114300" simplePos="0" relativeHeight="251660288" behindDoc="1" locked="0" layoutInCell="1" allowOverlap="1" wp14:anchorId="4A95FA52" wp14:editId="616842F0">
+          <wp:simplePos x="0" y="0"/>
+          <wp:positionH relativeFrom="column">
+            <wp:posOffset>5073015</wp:posOffset>
+          </wp:positionH>
+          <wp:positionV relativeFrom="paragraph">
+            <wp:posOffset>-98425</wp:posOffset>
+          </wp:positionV>
+          <wp:extent cx="1314450" cy="338455"/>
+          <wp:effectExtent l="0" t="0" r="0" b="4445"/>
+          <wp:wrapTight wrapText="bothSides">
+            <wp:wrapPolygon edited="0">
+              <wp:start x="1252" y="0"/>
+              <wp:lineTo x="0" y="4863"/>
+              <wp:lineTo x="0" y="15805"/>
+              <wp:lineTo x="939" y="20668"/>
+              <wp:lineTo x="3757" y="20668"/>
+              <wp:lineTo x="20974" y="14589"/>
+              <wp:lineTo x="21287" y="1216"/>
+              <wp:lineTo x="15339" y="0"/>
+              <wp:lineTo x="1252" y="0"/>
+            </wp:wrapPolygon>
+          </wp:wrapTight>
+          <wp:docPr id="1628975494" name="Imagem 1"/>
+          <wp:cNvGraphicFramePr>
+            <a:graphicFrameLocks xmlns:a="http://schemas.openxmlformats.org/drawingml/2006/main" noChangeAspect="1"/>
+          </wp:cNvGraphicFramePr>
+          <a:graphic xmlns:a="http://schemas.openxmlformats.org/drawingml/2006/main">
+            <a:graphicData uri="http://schemas.openxmlformats.org/drawingml/2006/picture">
+              <pic:pic xmlns:pic="http://schemas.openxmlformats.org/drawingml/2006/picture">
+                <pic:nvPicPr>
+                  <pic:cNvPr id="1628975494" name="Imagem 1"/>
+                  <pic:cNvPicPr>
+                    <a:picLocks noChangeAspect="1" noChangeArrowheads="1"/>
+                  </pic:cNvPicPr>
+                </pic:nvPicPr>
+                <pic:blipFill>
+                  <a:blip r:embed="rId1">
+                    <a:extLst>
+                      <a:ext uri="{28A0092B-C50C-407E-A947-70E740481C1C}">
+                        <a14:useLocalDpi xmlns:a14="http://schemas.microsoft.com/office/drawing/2010/main" val="0"/>
+                      </a:ext>
+                    </a:extLst>
+                  </a:blip>
+                  <a:stretch>
+                    <a:fillRect/>
+                  </a:stretch>
+                </pic:blipFill>
+                <pic:spPr bwMode="auto">
+                  <a:xfrm>
+                    <a:off x="0" y="0"/>
+                    <a:ext cx="1314450" cy="338455"/>
+                  </a:xfrm>
+                  <a:prstGeom prst="rect">
+                    <a:avLst/>
+                  </a:prstGeom>
+                  <a:noFill/>
+                  <a:ln>
+                    <a:noFill/>
+                  </a:ln>
+                </pic:spPr>
+              </pic:pic>
+            </a:graphicData>
+          </a:graphic>
+          <wp14:sizeRelH relativeFrom="page">
+            <wp14:pctWidth>0</wp14:pctWidth>
+          </wp14:sizeRelH>
+          <wp14:sizeRelV relativeFrom="page">
+            <wp14:pctHeight>0</wp14:pctHeight>
+          </wp14:sizeRelV>
+        </wp:anchor>
+      </w:drawing>
+    </w:r>
+    <w:r>
+      <w:rPr>
+        <w:noProof/>
+      </w:rPr>
+      <w:drawing>
+        <wp:anchor distT="0" distB="0" distL="114300" distR="114300" simplePos="0" relativeHeight="251658240" behindDoc="1" locked="0" layoutInCell="1" allowOverlap="1" wp14:anchorId="232164EB" wp14:editId="50AFE058">
+          <wp:simplePos x="0" y="0"/>
+          <wp:positionH relativeFrom="column">
+            <wp:posOffset>-651510</wp:posOffset>
+          </wp:positionH>
+          <wp:positionV relativeFrom="paragraph">
+            <wp:posOffset>-161925</wp:posOffset>
+          </wp:positionV>
+          <wp:extent cx="1314450" cy="428625"/>
+          <wp:effectExtent l="0" t="0" r="0" b="9525"/>
+          <wp:wrapTight wrapText="bothSides">
+            <wp:wrapPolygon edited="0">
+              <wp:start x="0" y="0"/>
+              <wp:lineTo x="0" y="21120"/>
+              <wp:lineTo x="21287" y="21120"/>
+              <wp:lineTo x="21287" y="0"/>
+              <wp:lineTo x="0" y="0"/>
+            </wp:wrapPolygon>
+          </wp:wrapTight>
+          <wp:docPr id="1890948162" name="Imagem 1" descr="Uma imagem contendo Interface gráfica do usuário&#10;&#10;O conteúdo gerado por IA pode estar incorreto."/>
+          <wp:cNvGraphicFramePr>
+            <a:graphicFrameLocks xmlns:a="http://schemas.openxmlformats.org/drawingml/2006/main" noChangeAspect="1"/>
+          </wp:cNvGraphicFramePr>
+          <a:graphic xmlns:a="http://schemas.openxmlformats.org/drawingml/2006/main">
+            <a:graphicData uri="http://schemas.openxmlformats.org/drawingml/2006/picture">
+              <pic:pic xmlns:pic="http://schemas.openxmlformats.org/drawingml/2006/picture">
+                <pic:nvPicPr>
+                  <pic:cNvPr id="1890948162" name="Imagem 1" descr="Uma imagem contendo Interface gráfica do usuário&#10;&#10;O conteúdo gerado por IA pode estar incorreto."/>
+                  <pic:cNvPicPr>
+                    <a:picLocks noChangeAspect="1" noChangeArrowheads="1"/>
+                  </pic:cNvPicPr>
+                </pic:nvPicPr>
+                <pic:blipFill>
+                  <a:blip r:embed="rId2">
+                    <a:extLst>
+                      <a:ext uri="{28A0092B-C50C-407E-A947-70E740481C1C}">
+                        <a14:useLocalDpi xmlns:a14="http://schemas.microsoft.com/office/drawing/2010/main" val="0"/>
+                      </a:ext>
+                    </a:extLst>
+                  </a:blip>
+                  <a:srcRect/>
+                  <a:stretch>
+                    <a:fillRect/>
+                  </a:stretch>
+                </pic:blipFill>
+                <pic:spPr bwMode="auto">
+                  <a:xfrm>
+                    <a:off x="0" y="0"/>
+                    <a:ext cx="1314450" cy="428625"/>
+                  </a:xfrm>
+                  <a:prstGeom prst="rect">
+                    <a:avLst/>
+                  </a:prstGeom>
+                  <a:noFill/>
+                  <a:ln>
+                    <a:noFill/>
+                  </a:ln>
+                </pic:spPr>
+              </pic:pic>
+            </a:graphicData>
+          </a:graphic>
+          <wp14:sizeRelH relativeFrom="page">
+            <wp14:pctWidth>0</wp14:pctWidth>
+          </wp14:sizeRelH>
+          <wp14:sizeRelV relativeFrom="page">
+            <wp14:pctHeight>0</wp14:pctHeight>
+          </wp14:sizeRelV>
+        </wp:anchor>
+      </w:drawing>
+    </w:r>
+    <w:r>
+      <w:rPr>
+        <w:b/>
+        <w:bCs/>
+      </w:rPr>
+      <w:t xml:space="preserve">AVALIA+ </w:t>
+    </w:r>
+    <w:r>
+      <w:rPr>
+        <w:b/>
+        <w:bCs/>
+      </w:rPr>
+      <w:t>Sistema de inscrição e avaliação seleção PLANTERR/UEFS</w:t>
+    </w:r>
+  </w:p>
+  <w:p>
+    <w:pPr>
+      <w:pStyle w:val="Cabealho"/>
+      <w:ind w:firstLine="0"/>
+      <w:jc w:val="center"/>
+      <w:rPr>
+        <w:b/>
+        <w:bCs/>
+      </w:rPr>
+    </w:pPr>
+  </w:p>
+  <w:p>
+    <w:pPr>
+      <w:pStyle w:val="Cabealho"/>
+      <w:ind w:firstLine="0"/>
+      <w:jc w:val="center"/>
+      <w:rPr>
+        <w:b/>
+        <w:bCs/>
+      </w:rPr>
+    </w:pPr>
+  </w:p>
+</w:hdr>
+</file>
+
 <file path=word/numbering.xml><?xml version="1.0" encoding="utf-8"?>
 <w:numbering xmlns:aink="http://schemas.microsoft.com/office/drawing/2016/ink" xmlns:am3d="http://schemas.microsoft.com/office/drawing/2017/model3d" xmlns:cx="http://schemas.microsoft.com/office/drawing/2014/chartex" xmlns:cx1="http://schemas.microsoft.com/office/drawing/2015/9/8/chartex" xmlns:cx2="http://schemas.microsoft.com/office/drawing/2015/10/21/chartex" xmlns:cx3="http://schemas.microsoft.com/office/drawing/2016/5/9/chartex" xmlns:cx4="http://schemas.microsoft.com/office/drawing/2016/5/10/chartex" xmlns:cx5="http://schemas.microsoft.com/office/drawing/2016/5/11/chartex" xmlns:cx6="http://schemas.microsoft.com/office/drawing/2016/5/12/chartex" xmlns:cx7="http://schemas.microsoft.com/office/drawing/2016/5/13/chartex" xmlns:cx8="http://schemas.microsoft.com/office/drawing/2016/5/14/chartex" xmlns:m="http://schemas.openxmlformats.org/officeDocument/2006/math" xmlns:mc="http://schemas.openxmlformats.org/markup-compatibility/2006" xmlns:o="urn:schemas-microsoft-com:office:office" xmlns:oel="http://schemas.microsoft.com/office/2019/extlst" xmlns:r="http://schemas.openxmlformats.org/officeDocument/2006/relationships" xmlns:v="urn:schemas-microsoft-com:vml" xmlns:w="http://schemas.openxmlformats.org/wordprocessingml/2006/main" xmlns:w10="urn:schemas-microsoft-com:office:word" xmlns:w14="http://schemas.microsoft.com/office/word/2010/wordml" xmlns:w15="http://schemas.microsoft.com/office/word/2012/wordml" xmlns:w16="http://schemas.microsoft.com/office/word/2018/wordml" xmlns:w16cex="http://schemas.microsoft.com/office/word/2018/wordml/cex" xmlns:w16cid="http://schemas.microsoft.com/office/word/2016/wordml/cid" xmlns:w16du="http://schemas.microsoft.com/office/word/2023/wordml/word16du" xmlns:w16sdtdh="http://schemas.microsoft.com/office/word/2020/wordml/sdtdatahash" xmlns:w16sdtfl="http://schemas.microsoft.com/office/word/2024/wordml/sdtformatlock" xmlns:w16se="http://schemas.microsoft.com/office/word/2015/wordml/symex" xmlns:wne="http://schemas.microsoft.com/office/word/2006/wordml" xmlns:wp="http://schemas.openxmlformats.org/drawingml/2006/wordprocessingDrawing" xmlns:wp14="http://schemas.microsoft.com/office/word/2010/wordprocessingDrawing" xmlns:wpc="http://schemas.microsoft.com/office/word/2010/wordprocessingCanvas" xmlns:wpg="http://schemas.microsoft.com/office/word/2010/wordprocessingGroup" xmlns:wpi="http://schemas.microsoft.com/office/word/2010/wordprocessingInk" xmlns:wps="http://schemas.microsoft.com/office/word/2010/wordprocessingShape" mc:Ignorable="w14 w15 w16se w16cid w16 w16cex w16sdtdh w16sdtfl w16du wp14">
   <w:abstractNum w15:restartNumberingAfterBreak="0" w:abstractNumId="0">
@@ -3877,364 +3839,6 @@
     <w:lvl w:ilvl="8">
       <w:numFmt w:val="bullet"/>
       <w:lvlText w:val=" "/>
-      <w:lvlJc w:val="left"/>
-      <w:pPr>
-        <w:ind w:left="6480" w:hanging="360"/>
-      </w:pPr>
-    </w:lvl>
-  </w:abstractNum>
-  <w:abstractNum w:abstractNumId="991">
-    <w:nsid w:val="0000A991"/>
-    <w:multiLevelType w:val="multilevel"/>
-    <w:lvl w:ilvl="0">
-      <w:numFmt w:val="bullet"/>
-      <w:lvlText w:val=""/>
-      <w:lvlJc w:val="left"/>
-      <w:pPr>
-        <w:ind w:left="720" w:hanging="360"/>
-      </w:pPr>
-      <w:rPr>
-        <w:rFonts w:ascii="Symbol" w:hAnsi="Symbol" w:cs="Symbol" w:hint="default"/>
-      </w:rPr>
-    </w:lvl>
-    <w:lvl w:ilvl="1">
-      <w:numFmt w:val="bullet"/>
-      <w:lvlText w:val="o"/>
-      <w:lvlJc w:val="left"/>
-      <w:pPr>
-        <w:ind w:left="1440" w:hanging="360"/>
-      </w:pPr>
-      <w:rPr>
-        <w:rFonts w:ascii="Courier New" w:hAnsi="Courier New" w:cs="Courier New" w:hint="default"/>
-      </w:rPr>
-    </w:lvl>
-    <w:lvl w:ilvl="2">
-      <w:numFmt w:val="bullet"/>
-      <w:lvlText w:val=""/>
-      <w:lvlJc w:val="left"/>
-      <w:pPr>
-        <w:ind w:left="2160" w:hanging="360"/>
-      </w:pPr>
-      <w:rPr>
-        <w:rFonts w:ascii="Wingdings" w:hAnsi="Wingdings" w:cs="Wingdings" w:hint="default"/>
-      </w:rPr>
-    </w:lvl>
-    <w:lvl w:ilvl="3">
-      <w:numFmt w:val="bullet"/>
-      <w:lvlText w:val=""/>
-      <w:lvlJc w:val="left"/>
-      <w:pPr>
-        <w:ind w:left="2880" w:hanging="360"/>
-      </w:pPr>
-      <w:rPr>
-        <w:rFonts w:ascii="Symbol" w:hAnsi="Symbol" w:cs="Symbol" w:hint="default"/>
-      </w:rPr>
-    </w:lvl>
-    <w:lvl w:ilvl="4">
-      <w:numFmt w:val="bullet"/>
-      <w:lvlText w:val="o"/>
-      <w:lvlJc w:val="left"/>
-      <w:pPr>
-        <w:ind w:left="3600" w:hanging="360"/>
-      </w:pPr>
-      <w:rPr>
-        <w:rFonts w:ascii="Courier New" w:hAnsi="Courier New" w:cs="Courier New" w:hint="default"/>
-      </w:rPr>
-    </w:lvl>
-    <w:lvl w:ilvl="5">
-      <w:numFmt w:val="bullet"/>
-      <w:lvlText w:val=""/>
-      <w:lvlJc w:val="left"/>
-      <w:pPr>
-        <w:ind w:left="4320" w:hanging="360"/>
-      </w:pPr>
-      <w:rPr>
-        <w:rFonts w:ascii="Wingdings" w:hAnsi="Wingdings" w:cs="Wingdings" w:hint="default"/>
-      </w:rPr>
-    </w:lvl>
-    <w:lvl w:ilvl="6">
-      <w:numFmt w:val="bullet"/>
-      <w:lvlText w:val=""/>
-      <w:lvlJc w:val="left"/>
-      <w:pPr>
-        <w:ind w:left="5040" w:hanging="360"/>
-      </w:pPr>
-      <w:rPr>
-        <w:rFonts w:ascii="Symbol" w:hAnsi="Symbol" w:cs="Symbol" w:hint="default"/>
-      </w:rPr>
-    </w:lvl>
-    <w:lvl w:ilvl="7">
-      <w:numFmt w:val="bullet"/>
-      <w:lvlText w:val="o"/>
-      <w:lvlJc w:val="left"/>
-      <w:pPr>
-        <w:ind w:left="5760" w:hanging="360"/>
-      </w:pPr>
-      <w:rPr>
-        <w:rFonts w:ascii="Courier New" w:hAnsi="Courier New" w:cs="Courier New" w:hint="default"/>
-      </w:rPr>
-    </w:lvl>
-    <w:lvl w:ilvl="8">
-      <w:numFmt w:val="bullet"/>
-      <w:lvlText w:val=""/>
-      <w:lvlJc w:val="left"/>
-      <w:pPr>
-        <w:ind w:left="6480" w:hanging="360"/>
-      </w:pPr>
-      <w:rPr>
-        <w:rFonts w:ascii="Wingdings" w:hAnsi="Wingdings" w:cs="Wingdings" w:hint="default"/>
-      </w:rPr>
-    </w:lvl>
-  </w:abstractNum>
-  <w:abstractNum w:abstractNumId="99411">
-    <w:nsid w:val="00A99411"/>
-    <w:multiLevelType w:val="multilevel"/>
-    <w:lvl w:ilvl="0">
-      <w:start w:val="1"/>
-      <w:numFmt w:val="decimal"/>
-      <w:lvlText w:val="%1."/>
-      <w:lvlJc w:val="left"/>
-      <w:pPr>
-        <w:ind w:left="720" w:hanging="360"/>
-      </w:pPr>
-    </w:lvl>
-    <w:lvl w:ilvl="1">
-      <w:start w:val="1"/>
-      <w:numFmt w:val="decimal"/>
-      <w:lvlText w:val="%2."/>
-      <w:lvlJc w:val="left"/>
-      <w:pPr>
-        <w:ind w:left="1440" w:hanging="360"/>
-      </w:pPr>
-    </w:lvl>
-    <w:lvl w:ilvl="2">
-      <w:start w:val="1"/>
-      <w:numFmt w:val="decimal"/>
-      <w:lvlText w:val="%3."/>
-      <w:lvlJc w:val="left"/>
-      <w:pPr>
-        <w:ind w:left="2160" w:hanging="360"/>
-      </w:pPr>
-    </w:lvl>
-    <w:lvl w:ilvl="3">
-      <w:start w:val="1"/>
-      <w:numFmt w:val="decimal"/>
-      <w:lvlText w:val="%4."/>
-      <w:lvlJc w:val="left"/>
-      <w:pPr>
-        <w:ind w:left="2880" w:hanging="360"/>
-      </w:pPr>
-    </w:lvl>
-    <w:lvl w:ilvl="4">
-      <w:start w:val="1"/>
-      <w:numFmt w:val="decimal"/>
-      <w:lvlText w:val="%5."/>
-      <w:lvlJc w:val="left"/>
-      <w:pPr>
-        <w:ind w:left="3600" w:hanging="360"/>
-      </w:pPr>
-    </w:lvl>
-    <w:lvl w:ilvl="5">
-      <w:start w:val="1"/>
-      <w:numFmt w:val="decimal"/>
-      <w:lvlText w:val="%6."/>
-      <w:lvlJc w:val="left"/>
-      <w:pPr>
-        <w:ind w:left="4320" w:hanging="360"/>
-      </w:pPr>
-    </w:lvl>
-    <w:lvl w:ilvl="6">
-      <w:start w:val="1"/>
-      <w:numFmt w:val="decimal"/>
-      <w:lvlText w:val="%7."/>
-      <w:lvlJc w:val="left"/>
-      <w:pPr>
-        <w:ind w:left="5040" w:hanging="360"/>
-      </w:pPr>
-    </w:lvl>
-    <w:lvl w:ilvl="7">
-      <w:start w:val="1"/>
-      <w:numFmt w:val="decimal"/>
-      <w:lvlText w:val="%8."/>
-      <w:lvlJc w:val="left"/>
-      <w:pPr>
-        <w:ind w:left="5760" w:hanging="360"/>
-      </w:pPr>
-    </w:lvl>
-    <w:lvl w:ilvl="8">
-      <w:start w:val="1"/>
-      <w:numFmt w:val="decimal"/>
-      <w:lvlText w:val="%9."/>
-      <w:lvlJc w:val="left"/>
-      <w:pPr>
-        <w:ind w:left="6480" w:hanging="360"/>
-      </w:pPr>
-    </w:lvl>
-  </w:abstractNum>
-  <w:abstractNum w:abstractNumId="99412">
-    <w:nsid w:val="00A99412"/>
-    <w:multiLevelType w:val="multilevel"/>
-    <w:lvl w:ilvl="0">
-      <w:start w:val="2"/>
-      <w:numFmt w:val="decimal"/>
-      <w:lvlText w:val="%1."/>
-      <w:lvlJc w:val="left"/>
-      <w:pPr>
-        <w:ind w:left="720" w:hanging="360"/>
-      </w:pPr>
-    </w:lvl>
-    <w:lvl w:ilvl="1">
-      <w:start w:val="2"/>
-      <w:numFmt w:val="decimal"/>
-      <w:lvlText w:val="%2."/>
-      <w:lvlJc w:val="left"/>
-      <w:pPr>
-        <w:ind w:left="1440" w:hanging="360"/>
-      </w:pPr>
-    </w:lvl>
-    <w:lvl w:ilvl="2">
-      <w:start w:val="2"/>
-      <w:numFmt w:val="decimal"/>
-      <w:lvlText w:val="%3."/>
-      <w:lvlJc w:val="left"/>
-      <w:pPr>
-        <w:ind w:left="2160" w:hanging="360"/>
-      </w:pPr>
-    </w:lvl>
-    <w:lvl w:ilvl="3">
-      <w:start w:val="2"/>
-      <w:numFmt w:val="decimal"/>
-      <w:lvlText w:val="%4."/>
-      <w:lvlJc w:val="left"/>
-      <w:pPr>
-        <w:ind w:left="2880" w:hanging="360"/>
-      </w:pPr>
-    </w:lvl>
-    <w:lvl w:ilvl="4">
-      <w:start w:val="2"/>
-      <w:numFmt w:val="decimal"/>
-      <w:lvlText w:val="%5."/>
-      <w:lvlJc w:val="left"/>
-      <w:pPr>
-        <w:ind w:left="3600" w:hanging="360"/>
-      </w:pPr>
-    </w:lvl>
-    <w:lvl w:ilvl="5">
-      <w:start w:val="2"/>
-      <w:numFmt w:val="decimal"/>
-      <w:lvlText w:val="%6."/>
-      <w:lvlJc w:val="left"/>
-      <w:pPr>
-        <w:ind w:left="4320" w:hanging="360"/>
-      </w:pPr>
-    </w:lvl>
-    <w:lvl w:ilvl="6">
-      <w:start w:val="2"/>
-      <w:numFmt w:val="decimal"/>
-      <w:lvlText w:val="%7."/>
-      <w:lvlJc w:val="left"/>
-      <w:pPr>
-        <w:ind w:left="5040" w:hanging="360"/>
-      </w:pPr>
-    </w:lvl>
-    <w:lvl w:ilvl="7">
-      <w:start w:val="2"/>
-      <w:numFmt w:val="decimal"/>
-      <w:lvlText w:val="%8."/>
-      <w:lvlJc w:val="left"/>
-      <w:pPr>
-        <w:ind w:left="5760" w:hanging="360"/>
-      </w:pPr>
-    </w:lvl>
-    <w:lvl w:ilvl="8">
-      <w:start w:val="2"/>
-      <w:numFmt w:val="decimal"/>
-      <w:lvlText w:val="%9."/>
-      <w:lvlJc w:val="left"/>
-      <w:pPr>
-        <w:ind w:left="6480" w:hanging="360"/>
-      </w:pPr>
-    </w:lvl>
-  </w:abstractNum>
-  <w:abstractNum w:abstractNumId="99413">
-    <w:nsid w:val="00A99413"/>
-    <w:multiLevelType w:val="multilevel"/>
-    <w:lvl w:ilvl="0">
-      <w:start w:val="3"/>
-      <w:numFmt w:val="decimal"/>
-      <w:lvlText w:val="%1."/>
-      <w:lvlJc w:val="left"/>
-      <w:pPr>
-        <w:ind w:left="720" w:hanging="360"/>
-      </w:pPr>
-    </w:lvl>
-    <w:lvl w:ilvl="1">
-      <w:start w:val="3"/>
-      <w:numFmt w:val="decimal"/>
-      <w:lvlText w:val="%2."/>
-      <w:lvlJc w:val="left"/>
-      <w:pPr>
-        <w:ind w:left="1440" w:hanging="360"/>
-      </w:pPr>
-    </w:lvl>
-    <w:lvl w:ilvl="2">
-      <w:start w:val="3"/>
-      <w:numFmt w:val="decimal"/>
-      <w:lvlText w:val="%3."/>
-      <w:lvlJc w:val="left"/>
-      <w:pPr>
-        <w:ind w:left="2160" w:hanging="360"/>
-      </w:pPr>
-    </w:lvl>
-    <w:lvl w:ilvl="3">
-      <w:start w:val="3"/>
-      <w:numFmt w:val="decimal"/>
-      <w:lvlText w:val="%4."/>
-      <w:lvlJc w:val="left"/>
-      <w:pPr>
-        <w:ind w:left="2880" w:hanging="360"/>
-      </w:pPr>
-    </w:lvl>
-    <w:lvl w:ilvl="4">
-      <w:start w:val="3"/>
-      <w:numFmt w:val="decimal"/>
-      <w:lvlText w:val="%5."/>
-      <w:lvlJc w:val="left"/>
-      <w:pPr>
-        <w:ind w:left="3600" w:hanging="360"/>
-      </w:pPr>
-    </w:lvl>
-    <w:lvl w:ilvl="5">
-      <w:start w:val="3"/>
-      <w:numFmt w:val="decimal"/>
-      <w:lvlText w:val="%6."/>
-      <w:lvlJc w:val="left"/>
-      <w:pPr>
-        <w:ind w:left="4320" w:hanging="360"/>
-      </w:pPr>
-    </w:lvl>
-    <w:lvl w:ilvl="6">
-      <w:start w:val="3"/>
-      <w:numFmt w:val="decimal"/>
-      <w:lvlText w:val="%7."/>
-      <w:lvlJc w:val="left"/>
-      <w:pPr>
-        <w:ind w:left="5040" w:hanging="360"/>
-      </w:pPr>
-    </w:lvl>
-    <w:lvl w:ilvl="7">
-      <w:start w:val="3"/>
-      <w:numFmt w:val="decimal"/>
-      <w:lvlText w:val="%8."/>
-      <w:lvlJc w:val="left"/>
-      <w:pPr>
-        <w:ind w:left="5760" w:hanging="360"/>
-      </w:pPr>
-    </w:lvl>
-    <w:lvl w:ilvl="8">
-      <w:start w:val="3"/>
-      <w:numFmt w:val="decimal"/>
-      <w:lvlText w:val="%9."/>
       <w:lvlJc w:val="left"/>
       <w:pPr>
         <w:ind w:left="6480" w:hanging="360"/>
@@ -4312,204 +3916,6 @@
   </w:num>
   <w:num w:numId="1000">
     <w:abstractNumId w:val="990"/>
-  </w:num>
-  <w:num w:numId="1001">
-    <w:abstractNumId w:val="991"/>
-  </w:num>
-  <w:num w:numId="1002">
-    <w:abstractNumId w:val="99411"/>
-    <w:lvlOverride w:ilvl="0">
-      <w:startOverride w:val="1"/>
-    </w:lvlOverride>
-    <w:lvlOverride w:ilvl="1">
-      <w:startOverride w:val="1"/>
-    </w:lvlOverride>
-    <w:lvlOverride w:ilvl="2">
-      <w:startOverride w:val="1"/>
-    </w:lvlOverride>
-    <w:lvlOverride w:ilvl="3">
-      <w:startOverride w:val="1"/>
-    </w:lvlOverride>
-    <w:lvlOverride w:ilvl="4">
-      <w:startOverride w:val="1"/>
-    </w:lvlOverride>
-    <w:lvlOverride w:ilvl="5">
-      <w:startOverride w:val="1"/>
-    </w:lvlOverride>
-    <w:lvlOverride w:ilvl="6">
-      <w:startOverride w:val="1"/>
-    </w:lvlOverride>
-    <w:lvlOverride w:ilvl="7">
-      <w:startOverride w:val="1"/>
-    </w:lvlOverride>
-    <w:lvlOverride w:ilvl="8">
-      <w:startOverride w:val="1"/>
-    </w:lvlOverride>
-  </w:num>
-  <w:num w:numId="1003">
-    <w:abstractNumId w:val="991"/>
-  </w:num>
-  <w:num w:numId="1004">
-    <w:abstractNumId w:val="99411"/>
-    <w:lvlOverride w:ilvl="0">
-      <w:startOverride w:val="1"/>
-    </w:lvlOverride>
-    <w:lvlOverride w:ilvl="1">
-      <w:startOverride w:val="1"/>
-    </w:lvlOverride>
-    <w:lvlOverride w:ilvl="2">
-      <w:startOverride w:val="1"/>
-    </w:lvlOverride>
-    <w:lvlOverride w:ilvl="3">
-      <w:startOverride w:val="1"/>
-    </w:lvlOverride>
-    <w:lvlOverride w:ilvl="4">
-      <w:startOverride w:val="1"/>
-    </w:lvlOverride>
-    <w:lvlOverride w:ilvl="5">
-      <w:startOverride w:val="1"/>
-    </w:lvlOverride>
-    <w:lvlOverride w:ilvl="6">
-      <w:startOverride w:val="1"/>
-    </w:lvlOverride>
-    <w:lvlOverride w:ilvl="7">
-      <w:startOverride w:val="1"/>
-    </w:lvlOverride>
-    <w:lvlOverride w:ilvl="8">
-      <w:startOverride w:val="1"/>
-    </w:lvlOverride>
-  </w:num>
-  <w:num w:numId="1005">
-    <w:abstractNumId w:val="99411"/>
-    <w:lvlOverride w:ilvl="0">
-      <w:startOverride w:val="1"/>
-    </w:lvlOverride>
-    <w:lvlOverride w:ilvl="1">
-      <w:startOverride w:val="1"/>
-    </w:lvlOverride>
-    <w:lvlOverride w:ilvl="2">
-      <w:startOverride w:val="1"/>
-    </w:lvlOverride>
-    <w:lvlOverride w:ilvl="3">
-      <w:startOverride w:val="1"/>
-    </w:lvlOverride>
-    <w:lvlOverride w:ilvl="4">
-      <w:startOverride w:val="1"/>
-    </w:lvlOverride>
-    <w:lvlOverride w:ilvl="5">
-      <w:startOverride w:val="1"/>
-    </w:lvlOverride>
-    <w:lvlOverride w:ilvl="6">
-      <w:startOverride w:val="1"/>
-    </w:lvlOverride>
-    <w:lvlOverride w:ilvl="7">
-      <w:startOverride w:val="1"/>
-    </w:lvlOverride>
-    <w:lvlOverride w:ilvl="8">
-      <w:startOverride w:val="1"/>
-    </w:lvlOverride>
-  </w:num>
-  <w:num w:numId="1006">
-    <w:abstractNumId w:val="99412"/>
-    <w:lvlOverride w:ilvl="0">
-      <w:startOverride w:val="2"/>
-    </w:lvlOverride>
-    <w:lvlOverride w:ilvl="1">
-      <w:startOverride w:val="2"/>
-    </w:lvlOverride>
-    <w:lvlOverride w:ilvl="2">
-      <w:startOverride w:val="2"/>
-    </w:lvlOverride>
-    <w:lvlOverride w:ilvl="3">
-      <w:startOverride w:val="2"/>
-    </w:lvlOverride>
-    <w:lvlOverride w:ilvl="4">
-      <w:startOverride w:val="2"/>
-    </w:lvlOverride>
-    <w:lvlOverride w:ilvl="5">
-      <w:startOverride w:val="2"/>
-    </w:lvlOverride>
-    <w:lvlOverride w:ilvl="6">
-      <w:startOverride w:val="2"/>
-    </w:lvlOverride>
-    <w:lvlOverride w:ilvl="7">
-      <w:startOverride w:val="2"/>
-    </w:lvlOverride>
-    <w:lvlOverride w:ilvl="8">
-      <w:startOverride w:val="2"/>
-    </w:lvlOverride>
-  </w:num>
-  <w:num w:numId="1007">
-    <w:abstractNumId w:val="99413"/>
-    <w:lvlOverride w:ilvl="0">
-      <w:startOverride w:val="3"/>
-    </w:lvlOverride>
-    <w:lvlOverride w:ilvl="1">
-      <w:startOverride w:val="3"/>
-    </w:lvlOverride>
-    <w:lvlOverride w:ilvl="2">
-      <w:startOverride w:val="3"/>
-    </w:lvlOverride>
-    <w:lvlOverride w:ilvl="3">
-      <w:startOverride w:val="3"/>
-    </w:lvlOverride>
-    <w:lvlOverride w:ilvl="4">
-      <w:startOverride w:val="3"/>
-    </w:lvlOverride>
-    <w:lvlOverride w:ilvl="5">
-      <w:startOverride w:val="3"/>
-    </w:lvlOverride>
-    <w:lvlOverride w:ilvl="6">
-      <w:startOverride w:val="3"/>
-    </w:lvlOverride>
-    <w:lvlOverride w:ilvl="7">
-      <w:startOverride w:val="3"/>
-    </w:lvlOverride>
-    <w:lvlOverride w:ilvl="8">
-      <w:startOverride w:val="3"/>
-    </w:lvlOverride>
-  </w:num>
-  <w:num w:numId="1008">
-    <w:abstractNumId w:val="99411"/>
-    <w:lvlOverride w:ilvl="0">
-      <w:startOverride w:val="1"/>
-    </w:lvlOverride>
-    <w:lvlOverride w:ilvl="1">
-      <w:startOverride w:val="1"/>
-    </w:lvlOverride>
-    <w:lvlOverride w:ilvl="2">
-      <w:startOverride w:val="1"/>
-    </w:lvlOverride>
-    <w:lvlOverride w:ilvl="3">
-      <w:startOverride w:val="1"/>
-    </w:lvlOverride>
-    <w:lvlOverride w:ilvl="4">
-      <w:startOverride w:val="1"/>
-    </w:lvlOverride>
-    <w:lvlOverride w:ilvl="5">
-      <w:startOverride w:val="1"/>
-    </w:lvlOverride>
-    <w:lvlOverride w:ilvl="6">
-      <w:startOverride w:val="1"/>
-    </w:lvlOverride>
-    <w:lvlOverride w:ilvl="7">
-      <w:startOverride w:val="1"/>
-    </w:lvlOverride>
-    <w:lvlOverride w:ilvl="8">
-      <w:startOverride w:val="1"/>
-    </w:lvlOverride>
-  </w:num>
-  <w:num w:numId="1009">
-    <w:abstractNumId w:val="991"/>
-  </w:num>
-  <w:num w:numId="1010">
-    <w:abstractNumId w:val="991"/>
-  </w:num>
-  <w:num w:numId="1011">
-    <w:abstractNumId w:val="991"/>
-  </w:num>
-  <w:num w:numId="1012">
-    <w:abstractNumId w:val="991"/>
   </w:num>
 </w:numbering>
 </file>
